--- a/media.docx
+++ b/media.docx
@@ -4,9 +4,53 @@
   <w:body>
     <w:p>
       <w:r>
-        <w:t>f</w:t>
+        <w:rPr>
+          <w:noProof/>
+        </w:rPr>
+        <w:drawing>
+          <wp:inline distT="0" distB="0" distL="0" distR="0" wp14:anchorId="1B24CDA7" wp14:editId="44966D8C">
+            <wp:extent cx="5943600" cy="2176145"/>
+            <wp:effectExtent l="0" t="0" r="0" b="0"/>
+            <wp:docPr id="1912876909" name="Picture 1"/>
+            <wp:cNvGraphicFramePr>
+              <a:graphicFrameLocks xmlns:a="http://schemas.openxmlformats.org/drawingml/2006/main" noChangeAspect="1"/>
+            </wp:cNvGraphicFramePr>
+            <a:graphic xmlns:a="http://schemas.openxmlformats.org/drawingml/2006/main">
+              <a:graphicData uri="http://schemas.openxmlformats.org/drawingml/2006/picture">
+                <pic:pic xmlns:pic="http://schemas.openxmlformats.org/drawingml/2006/picture">
+                  <pic:nvPicPr>
+                    <pic:cNvPr id="1912876909" name="Picture 1912876909"/>
+                    <pic:cNvPicPr/>
+                  </pic:nvPicPr>
+                  <pic:blipFill>
+                    <a:blip r:embed="rId4">
+                      <a:extLst>
+                        <a:ext uri="{28A0092B-C50C-407E-A947-70E740481C1C}">
+                          <a14:useLocalDpi xmlns:a14="http://schemas.microsoft.com/office/drawing/2010/main" val="0"/>
+                        </a:ext>
+                      </a:extLst>
+                    </a:blip>
+                    <a:stretch>
+                      <a:fillRect/>
+                    </a:stretch>
+                  </pic:blipFill>
+                  <pic:spPr>
+                    <a:xfrm>
+                      <a:off x="0" y="0"/>
+                      <a:ext cx="5943600" cy="2176145"/>
+                    </a:xfrm>
+                    <a:prstGeom prst="rect">
+                      <a:avLst/>
+                    </a:prstGeom>
+                  </pic:spPr>
+                </pic:pic>
+              </a:graphicData>
+            </a:graphic>
+          </wp:inline>
+        </w:drawing>
       </w:r>
     </w:p>
+    <w:p/>
     <w:sectPr>
       <w:pgSz w:w="12240" w:h="15840"/>
       <w:pgMar w:top="1440" w:right="1440" w:bottom="1440" w:left="1440" w:header="720" w:footer="720" w:gutter="0"/>
@@ -934,6 +978,44 @@
       <w:spacing w:val="5"/>
     </w:rPr>
   </w:style>
+  <w:style w:type="table" w:styleId="TableGrid">
+    <w:name w:val="Table Grid"/>
+    <w:basedOn w:val="TableNormal"/>
+    <w:uiPriority w:val="39"/>
+    <w:rsid w:val="00B40927"/>
+    <w:pPr>
+      <w:spacing w:after="0" w:line="240" w:lineRule="auto"/>
+    </w:pPr>
+    <w:tblPr>
+      <w:tblBorders>
+        <w:top w:val="single" w:sz="4" w:space="0" w:color="auto"/>
+        <w:left w:val="single" w:sz="4" w:space="0" w:color="auto"/>
+        <w:bottom w:val="single" w:sz="4" w:space="0" w:color="auto"/>
+        <w:right w:val="single" w:sz="4" w:space="0" w:color="auto"/>
+        <w:insideH w:val="single" w:sz="4" w:space="0" w:color="auto"/>
+        <w:insideV w:val="single" w:sz="4" w:space="0" w:color="auto"/>
+      </w:tblBorders>
+    </w:tblPr>
+  </w:style>
+  <w:style w:type="table" w:styleId="TableGridLight">
+    <w:name w:val="Grid Table Light"/>
+    <w:basedOn w:val="TableNormal"/>
+    <w:uiPriority w:val="40"/>
+    <w:rsid w:val="00B40927"/>
+    <w:pPr>
+      <w:spacing w:after="0" w:line="240" w:lineRule="auto"/>
+    </w:pPr>
+    <w:tblPr>
+      <w:tblBorders>
+        <w:top w:val="single" w:sz="4" w:space="0" w:color="BFBFBF" w:themeColor="background1" w:themeShade="BF"/>
+        <w:left w:val="single" w:sz="4" w:space="0" w:color="BFBFBF" w:themeColor="background1" w:themeShade="BF"/>
+        <w:bottom w:val="single" w:sz="4" w:space="0" w:color="BFBFBF" w:themeColor="background1" w:themeShade="BF"/>
+        <w:right w:val="single" w:sz="4" w:space="0" w:color="BFBFBF" w:themeColor="background1" w:themeShade="BF"/>
+        <w:insideH w:val="single" w:sz="4" w:space="0" w:color="BFBFBF" w:themeColor="background1" w:themeShade="BF"/>
+        <w:insideV w:val="single" w:sz="4" w:space="0" w:color="BFBFBF" w:themeColor="background1" w:themeShade="BF"/>
+      </w:tblBorders>
+    </w:tblPr>
+  </w:style>
 </w:styles>
 </file>
 

--- a/media.docx
+++ b/media.docx
@@ -2,6 +2,14 @@
 <file path=word/document.xml><?xml version="1.0" encoding="utf-8"?>
 <w:document xmlns:wpc="http://schemas.microsoft.com/office/word/2010/wordprocessingCanvas" xmlns:cx="http://schemas.microsoft.com/office/drawing/2014/chartex" xmlns:cx1="http://schemas.microsoft.com/office/drawing/2015/9/8/chartex" xmlns:cx2="http://schemas.microsoft.com/office/drawing/2015/10/21/chartex" xmlns:cx3="http://schemas.microsoft.com/office/drawing/2016/5/9/chartex" xmlns:cx4="http://schemas.microsoft.com/office/drawing/2016/5/10/chartex" xmlns:cx5="http://schemas.microsoft.com/office/drawing/2016/5/11/chartex" xmlns:cx6="http://schemas.microsoft.com/office/drawing/2016/5/12/chartex" xmlns:cx7="http://schemas.microsoft.com/office/drawing/2016/5/13/chartex" xmlns:cx8="http://schemas.microsoft.com/office/drawing/2016/5/14/chartex" xmlns:mc="http://schemas.openxmlformats.org/markup-compatibility/2006" xmlns:aink="http://schemas.microsoft.com/office/drawing/2016/ink" xmlns:am3d="http://schemas.microsoft.com/office/drawing/2017/model3d" xmlns:o="urn:schemas-microsoft-com:office:office" xmlns:oel="http://schemas.microsoft.com/office/2019/extlst" xmlns:r="http://schemas.openxmlformats.org/officeDocument/2006/relationships" xmlns:m="http://schemas.openxmlformats.org/officeDocument/2006/math" xmlns:v="urn:schemas-microsoft-com:vml" xmlns:wp14="http://schemas.microsoft.com/office/word/2010/wordprocessingDrawing" xmlns:wp="http://schemas.openxmlformats.org/drawingml/2006/wordprocessingDrawing" xmlns:w10="urn:schemas-microsoft-com:office:word" xmlns:w="http://schemas.openxmlformats.org/wordprocessingml/2006/main" xmlns:w14="http://schemas.microsoft.com/office/word/2010/wordml" xmlns:w15="http://schemas.microsoft.com/office/word/2012/wordml" xmlns:w16cex="http://schemas.microsoft.com/office/word/2018/wordml/cex" xmlns:w16cid="http://schemas.microsoft.com/office/word/2016/wordml/cid" xmlns:w16="http://schemas.microsoft.com/office/word/2018/wordml" xmlns:w16du="http://schemas.microsoft.com/office/word/2023/wordml/word16du" xmlns:w16sdtdh="http://schemas.microsoft.com/office/word/2020/wordml/sdtdatahash" xmlns:w16sdtfl="http://schemas.microsoft.com/office/word/2024/wordml/sdtformatlock" xmlns:w16se="http://schemas.microsoft.com/office/word/2015/wordml/symex" xmlns:wpg="http://schemas.microsoft.com/office/word/2010/wordprocessingGroup" xmlns:wpi="http://schemas.microsoft.com/office/word/2010/wordprocessingInk" xmlns:wne="http://schemas.microsoft.com/office/word/2006/wordml" xmlns:wps="http://schemas.microsoft.com/office/word/2010/wordprocessingShape" mc:Ignorable="w14 w15 w16se w16cid w16 w16cex w16sdtdh w16sdtfl w16du wp14">
   <w:body>
+    <w:p>
+      <w:pPr>
+        <w:pStyle w:val="Heading1"/>
+      </w:pPr>
+      <w:r>
+        <w:t>Screenshot of DevTools</w:t>
+      </w:r>
+    </w:p>
     <w:p>
       <w:r>
         <w:rPr>
@@ -23,7 +31,7 @@
                     <pic:cNvPicPr/>
                   </pic:nvPicPr>
                   <pic:blipFill>
-                    <a:blip r:embed="rId4">
+                    <a:blip r:embed="rId5">
                       <a:extLst>
                         <a:ext uri="{28A0092B-C50C-407E-A947-70E740481C1C}">
                           <a14:useLocalDpi xmlns:a14="http://schemas.microsoft.com/office/drawing/2010/main" val="0"/>
@@ -50,6 +58,731 @@
         </w:drawing>
       </w:r>
     </w:p>
+    <w:tbl>
+      <w:tblPr>
+        <w:tblStyle w:val="TableGrid"/>
+        <w:tblW w:w="0" w:type="auto"/>
+        <w:tblLook w:val="04A0" w:firstRow="1" w:lastRow="0" w:firstColumn="1" w:lastColumn="0" w:noHBand="0" w:noVBand="1"/>
+      </w:tblPr>
+      <w:tblGrid>
+        <w:gridCol w:w="5106"/>
+        <w:gridCol w:w="705"/>
+        <w:gridCol w:w="849"/>
+        <w:gridCol w:w="513"/>
+        <w:gridCol w:w="788"/>
+        <w:gridCol w:w="459"/>
+        <w:gridCol w:w="930"/>
+      </w:tblGrid>
+      <w:tr>
+        <w:tc>
+          <w:tcPr>
+            <w:tcW w:w="5035" w:type="dxa"/>
+          </w:tcPr>
+          <w:p>
+            <w:pPr>
+              <w:rPr>
+                <w:b/>
+                <w:bCs/>
+              </w:rPr>
+            </w:pPr>
+            <w:r>
+              <w:rPr>
+                <w:b/>
+                <w:bCs/>
+              </w:rPr>
+              <w:t>File name</w:t>
+            </w:r>
+          </w:p>
+        </w:tc>
+        <w:tc>
+          <w:tcPr>
+            <w:tcW w:w="1021" w:type="dxa"/>
+          </w:tcPr>
+          <w:p>
+            <w:pPr>
+              <w:rPr>
+                <w:b/>
+                <w:bCs/>
+              </w:rPr>
+            </w:pPr>
+            <w:r>
+              <w:rPr>
+                <w:b/>
+                <w:bCs/>
+              </w:rPr>
+              <w:t>Asset Type</w:t>
+            </w:r>
+          </w:p>
+        </w:tc>
+        <w:tc>
+          <w:tcPr>
+            <w:tcW w:w="580" w:type="dxa"/>
+          </w:tcPr>
+          <w:p>
+            <w:pPr>
+              <w:rPr>
+                <w:b/>
+                <w:bCs/>
+              </w:rPr>
+            </w:pPr>
+            <w:r>
+              <w:rPr>
+                <w:b/>
+                <w:bCs/>
+              </w:rPr>
+              <w:t>MIME Type</w:t>
+            </w:r>
+          </w:p>
+        </w:tc>
+        <w:tc>
+          <w:tcPr>
+            <w:tcW w:w="540" w:type="dxa"/>
+          </w:tcPr>
+          <w:p>
+            <w:pPr>
+              <w:rPr>
+                <w:b/>
+                <w:bCs/>
+              </w:rPr>
+            </w:pPr>
+            <w:r>
+              <w:rPr>
+                <w:b/>
+                <w:bCs/>
+              </w:rPr>
+              <w:t>File Size</w:t>
+            </w:r>
+          </w:p>
+        </w:tc>
+        <w:tc>
+          <w:tcPr>
+            <w:tcW w:w="840" w:type="dxa"/>
+          </w:tcPr>
+          <w:p>
+            <w:pPr>
+              <w:rPr>
+                <w:b/>
+                <w:bCs/>
+              </w:rPr>
+            </w:pPr>
+            <w:r>
+              <w:rPr>
+                <w:b/>
+                <w:bCs/>
+              </w:rPr>
+              <w:t>Dimensions</w:t>
+            </w:r>
+          </w:p>
+        </w:tc>
+        <w:tc>
+          <w:tcPr>
+            <w:tcW w:w="481" w:type="dxa"/>
+          </w:tcPr>
+          <w:p>
+            <w:pPr>
+              <w:rPr>
+                <w:b/>
+                <w:bCs/>
+              </w:rPr>
+            </w:pPr>
+            <w:r>
+              <w:rPr>
+                <w:b/>
+                <w:bCs/>
+              </w:rPr>
+              <w:t>Load Time (</w:t>
+            </w:r>
+            <w:proofErr w:type="spellStart"/>
+            <w:r>
+              <w:rPr>
+                <w:b/>
+                <w:bCs/>
+              </w:rPr>
+              <w:t>ms</w:t>
+            </w:r>
+            <w:proofErr w:type="spellEnd"/>
+            <w:r>
+              <w:rPr>
+                <w:b/>
+                <w:bCs/>
+              </w:rPr>
+              <w:t>)</w:t>
+            </w:r>
+          </w:p>
+        </w:tc>
+        <w:tc>
+          <w:tcPr>
+            <w:tcW w:w="853" w:type="dxa"/>
+          </w:tcPr>
+          <w:p>
+            <w:pPr>
+              <w:rPr>
+                <w:b/>
+                <w:bCs/>
+              </w:rPr>
+            </w:pPr>
+            <w:r>
+              <w:rPr>
+                <w:b/>
+                <w:bCs/>
+              </w:rPr>
+              <w:t>Format Justification</w:t>
+            </w:r>
+          </w:p>
+        </w:tc>
+      </w:tr>
+      <w:tr>
+        <w:tc>
+          <w:tcPr>
+            <w:tcW w:w="5035" w:type="dxa"/>
+          </w:tcPr>
+          <w:p>
+            <w:r>
+              <w:t>academic</w:t>
+            </w:r>
+          </w:p>
+        </w:tc>
+        <w:tc>
+          <w:tcPr>
+            <w:tcW w:w="1021" w:type="dxa"/>
+          </w:tcPr>
+          <w:p>
+            <w:proofErr w:type="spellStart"/>
+            <w:r>
+              <w:t>avif</w:t>
+            </w:r>
+            <w:proofErr w:type="spellEnd"/>
+          </w:p>
+        </w:tc>
+        <w:tc>
+          <w:tcPr>
+            <w:tcW w:w="580" w:type="dxa"/>
+          </w:tcPr>
+          <w:p>
+            <w:r>
+              <w:t>Octet-stream</w:t>
+            </w:r>
+          </w:p>
+        </w:tc>
+        <w:tc>
+          <w:tcPr>
+            <w:tcW w:w="540" w:type="dxa"/>
+          </w:tcPr>
+          <w:p>
+            <w:r>
+              <w:t>991kB</w:t>
+            </w:r>
+          </w:p>
+        </w:tc>
+        <w:tc>
+          <w:tcPr>
+            <w:tcW w:w="840" w:type="dxa"/>
+          </w:tcPr>
+          <w:p>
+            <w:r>
+              <w:t>5275 x 3517</w:t>
+            </w:r>
+          </w:p>
+        </w:tc>
+        <w:tc>
+          <w:tcPr>
+            <w:tcW w:w="481" w:type="dxa"/>
+          </w:tcPr>
+          <w:p>
+            <w:r>
+              <w:t>133</w:t>
+            </w:r>
+          </w:p>
+        </w:tc>
+        <w:tc>
+          <w:tcPr>
+            <w:tcW w:w="853" w:type="dxa"/>
+          </w:tcPr>
+          <w:p/>
+          <w:p>
+            <w:r>
+              <w:t xml:space="preserve">AVIF format is used because it provides high image quality at significantly smaller file sizes compared to JPEG </w:t>
+            </w:r>
+            <w:r>
+              <w:lastRenderedPageBreak/>
+              <w:t>or PNG. This improves web performance by reducing bandwidth usage and load time, making it suitable for high-resolution images in modern web applications.</w:t>
+            </w:r>
+          </w:p>
+        </w:tc>
+      </w:tr>
+      <w:tr>
+        <w:tc>
+          <w:tcPr>
+            <w:tcW w:w="5035" w:type="dxa"/>
+          </w:tcPr>
+          <w:p>
+            <w:r>
+              <w:lastRenderedPageBreak/>
+              <w:br/>
+            </w:r>
+            <w:proofErr w:type="gramStart"/>
+            <w:r>
+              <w:t>https://fonts.googleapis.com/css2?family=Open+Sans:ital,wght@0,300..800;1,300..</w:t>
+            </w:r>
+            <w:proofErr w:type="gramEnd"/>
+            <w:r>
+              <w:t>800&amp;display=swap</w:t>
+            </w:r>
+          </w:p>
+        </w:tc>
+        <w:tc>
+          <w:tcPr>
+            <w:tcW w:w="1021" w:type="dxa"/>
+          </w:tcPr>
+          <w:p/>
+        </w:tc>
+        <w:tc>
+          <w:tcPr>
+            <w:tcW w:w="580" w:type="dxa"/>
+          </w:tcPr>
+          <w:p>
+            <w:r>
+              <w:br/>
+              <w:t>text/</w:t>
+            </w:r>
+            <w:proofErr w:type="spellStart"/>
+            <w:r>
+              <w:t>css</w:t>
+            </w:r>
+            <w:proofErr w:type="spellEnd"/>
+            <w:r>
+              <w:t>; charset=utf-8</w:t>
+            </w:r>
+          </w:p>
+        </w:tc>
+        <w:tc>
+          <w:tcPr>
+            <w:tcW w:w="540" w:type="dxa"/>
+          </w:tcPr>
+          <w:p>
+            <w:r>
+              <w:t>1.8kB</w:t>
+            </w:r>
+          </w:p>
+        </w:tc>
+        <w:tc>
+          <w:tcPr>
+            <w:tcW w:w="840" w:type="dxa"/>
+          </w:tcPr>
+          <w:p/>
+        </w:tc>
+        <w:tc>
+          <w:tcPr>
+            <w:tcW w:w="481" w:type="dxa"/>
+          </w:tcPr>
+          <w:p>
+            <w:r>
+              <w:t>684</w:t>
+            </w:r>
+          </w:p>
+        </w:tc>
+        <w:tc>
+          <w:tcPr>
+            <w:tcW w:w="853" w:type="dxa"/>
+          </w:tcPr>
+          <w:p>
+            <w:r>
+              <w:t xml:space="preserve">CSS format is lightweight and optimized for styling web pages. It is efficiently parsed </w:t>
+            </w:r>
+            <w:r>
+              <w:lastRenderedPageBreak/>
+              <w:t>by browsers and supports responsive design and external loading, improving maintainability and performance.</w:t>
+            </w:r>
+          </w:p>
+        </w:tc>
+      </w:tr>
+      <w:tr>
+        <w:tc>
+          <w:tcPr>
+            <w:tcW w:w="5035" w:type="dxa"/>
+          </w:tcPr>
+          <w:p>
+            <w:r>
+              <w:lastRenderedPageBreak/>
+              <w:t>index.html</w:t>
+            </w:r>
+          </w:p>
+        </w:tc>
+        <w:tc>
+          <w:tcPr>
+            <w:tcW w:w="1021" w:type="dxa"/>
+          </w:tcPr>
+          <w:p>
+            <w:r>
+              <w:t>document</w:t>
+            </w:r>
+          </w:p>
+        </w:tc>
+        <w:tc>
+          <w:tcPr>
+            <w:tcW w:w="580" w:type="dxa"/>
+          </w:tcPr>
+          <w:p>
+            <w:r>
+              <w:t>text/html; charset=UTF-8</w:t>
+            </w:r>
+          </w:p>
+        </w:tc>
+        <w:tc>
+          <w:tcPr>
+            <w:tcW w:w="540" w:type="dxa"/>
+          </w:tcPr>
+          <w:p>
+            <w:r>
+              <w:t>464</w:t>
+            </w:r>
+          </w:p>
+        </w:tc>
+        <w:tc>
+          <w:tcPr>
+            <w:tcW w:w="840" w:type="dxa"/>
+          </w:tcPr>
+          <w:p/>
+        </w:tc>
+        <w:tc>
+          <w:tcPr>
+            <w:tcW w:w="481" w:type="dxa"/>
+          </w:tcPr>
+          <w:p>
+            <w:r>
+              <w:t>246</w:t>
+            </w:r>
+          </w:p>
+        </w:tc>
+        <w:tc>
+          <w:tcPr>
+            <w:tcW w:w="853" w:type="dxa"/>
+          </w:tcPr>
+          <w:p>
+            <w:r>
+              <w:t xml:space="preserve">HTML is the standard format for structuring web content. It is lightweight and must load first since it defines the structure and </w:t>
+            </w:r>
+            <w:r>
+              <w:lastRenderedPageBreak/>
+              <w:t>references all other assets like images and stylesheets.</w:t>
+            </w:r>
+          </w:p>
+        </w:tc>
+      </w:tr>
+    </w:tbl>
+    <w:p/>
+    <w:p>
+      <w:r>
+        <w:t>When a user requests a webpage, the browser first downloads the HTML file since it contains the structure and references to all other resources such as images, stylesheets, and scripts. Without the HTML, the browser would not know what additional assets are required or where to load them. Once the HTML is parsed, the browser then identifies embedded elements like &lt;</w:t>
+      </w:r>
+      <w:proofErr w:type="spellStart"/>
+      <w:r>
+        <w:t>img</w:t>
+      </w:r>
+      <w:proofErr w:type="spellEnd"/>
+      <w:r>
+        <w:t>&gt; tags and sends separate requests to fetch those resources. This is why images are loaded after the HTML document.</w:t>
+      </w:r>
+    </w:p>
+    <w:p>
+      <w:r>
+        <w:t>In the Network tab, there is a clear difference between static image requests and temporal video requests. A static image, which is non-temporal media, is typically fetched in a single request. Once downloaded, it can be displayed immediately and does not change over time. Its size is fixed, and there is no need for continuous data transfer after loading.</w:t>
+      </w:r>
+    </w:p>
+    <w:p>
+      <w:r>
+        <w:t>In contrast, a video is an example of temporal media because it has a time dimension and must be played continuously. Instead of being loaded all at once, video files are often streamed in chunks. This means the Network tab may show multiple requests or ongoing data transfer as the video buffers and plays. Temporal media also involves synchronization (e.g., audio and video tracks) and requires more complex handling, such as buffering and adaptive streaming, compared to non-temporal media like images.</w:t>
+      </w:r>
+    </w:p>
+    <w:p>
+      <w:pPr>
+        <w:pStyle w:val="Heading1"/>
+      </w:pPr>
+      <w:r>
+        <w:t>Audio Player (Task B1)</w:t>
+      </w:r>
+    </w:p>
+    <w:p>
+      <w:pPr>
+        <w:pStyle w:val="Heading2"/>
+      </w:pPr>
+      <w:r>
+        <w:t>1. Overview of Implementation</w:t>
+      </w:r>
+    </w:p>
+    <w:p>
+      <w:r>
+        <w:t>The custom audio player was developed using the HTML5 &lt;audio&gt; element without the default controls attribute. All controls, including play/pause, progress tracking, time display, volume adjustment, and keyboard shortcuts, were implemented using JavaScript. This approach provides full control over the user interface and enhances interactivity.</w:t>
+      </w:r>
+    </w:p>
+    <w:p>
+      <w:pPr>
+        <w:pStyle w:val="Heading2"/>
+      </w:pPr>
+      <w:r>
+        <w:t>2. Features Implemented</w:t>
+      </w:r>
+    </w:p>
+    <w:p>
+      <w:r>
+        <w:t>Briefly list (don’t over-explain):</w:t>
+      </w:r>
+    </w:p>
+    <w:p>
+      <w:pPr>
+        <w:numPr>
+          <w:ilvl w:val="0"/>
+          <w:numId w:val="1"/>
+        </w:numPr>
+      </w:pPr>
+      <w:r>
+        <w:lastRenderedPageBreak/>
+        <w:t xml:space="preserve">Play/Pause toggle with dynamic label updates </w:t>
+      </w:r>
+    </w:p>
+    <w:p>
+      <w:pPr>
+        <w:numPr>
+          <w:ilvl w:val="0"/>
+          <w:numId w:val="1"/>
+        </w:numPr>
+      </w:pPr>
+      <w:r>
+        <w:t xml:space="preserve">Real-time progress bar using </w:t>
+      </w:r>
+      <w:proofErr w:type="spellStart"/>
+      <w:r>
+        <w:t>timeupdate</w:t>
+      </w:r>
+      <w:proofErr w:type="spellEnd"/>
+      <w:r>
+        <w:t xml:space="preserve"> </w:t>
+      </w:r>
+    </w:p>
+    <w:p>
+      <w:pPr>
+        <w:numPr>
+          <w:ilvl w:val="0"/>
+          <w:numId w:val="1"/>
+        </w:numPr>
+      </w:pPr>
+      <w:r>
+        <w:t xml:space="preserve">Seek functionality using </w:t>
+      </w:r>
+      <w:proofErr w:type="spellStart"/>
+      <w:proofErr w:type="gramStart"/>
+      <w:r>
+        <w:t>audio.currentTime</w:t>
+      </w:r>
+      <w:proofErr w:type="spellEnd"/>
+      <w:proofErr w:type="gramEnd"/>
+      <w:r>
+        <w:t xml:space="preserve"> </w:t>
+      </w:r>
+    </w:p>
+    <w:p>
+      <w:pPr>
+        <w:numPr>
+          <w:ilvl w:val="0"/>
+          <w:numId w:val="1"/>
+        </w:numPr>
+      </w:pPr>
+      <w:r>
+        <w:t xml:space="preserve">Time display formatted as minutes and seconds </w:t>
+      </w:r>
+    </w:p>
+    <w:p>
+      <w:pPr>
+        <w:numPr>
+          <w:ilvl w:val="0"/>
+          <w:numId w:val="1"/>
+        </w:numPr>
+      </w:pPr>
+      <w:r>
+        <w:t xml:space="preserve">Volume slider and mute/unmute toggle </w:t>
+      </w:r>
+    </w:p>
+    <w:p>
+      <w:pPr>
+        <w:numPr>
+          <w:ilvl w:val="0"/>
+          <w:numId w:val="1"/>
+        </w:numPr>
+      </w:pPr>
+      <w:r>
+        <w:t xml:space="preserve">Keyboard shortcuts (Space, M, Arrow keys) </w:t>
+      </w:r>
+    </w:p>
+    <w:p>
+      <w:pPr>
+        <w:pStyle w:val="Heading2"/>
+      </w:pPr>
+      <w:r>
+        <w:t>3. Audio Event Lifecycle (VERY IMPORTANT)</w:t>
+      </w:r>
+    </w:p>
+    <w:p>
+      <w:r>
+        <w:t>The audio player responds to several events during playback:</w:t>
+      </w:r>
+    </w:p>
+    <w:p>
+      <w:pPr>
+        <w:numPr>
+          <w:ilvl w:val="0"/>
+          <w:numId w:val="2"/>
+        </w:numPr>
+      </w:pPr>
+      <w:proofErr w:type="spellStart"/>
+      <w:r>
+        <w:rPr>
+          <w:b/>
+          <w:bCs/>
+        </w:rPr>
+        <w:t>loadstart</w:t>
+      </w:r>
+      <w:proofErr w:type="spellEnd"/>
+      <w:r>
+        <w:t xml:space="preserve">: Triggered when the audio begins loading </w:t>
+      </w:r>
+    </w:p>
+    <w:p>
+      <w:pPr>
+        <w:numPr>
+          <w:ilvl w:val="0"/>
+          <w:numId w:val="2"/>
+        </w:numPr>
+      </w:pPr>
+      <w:proofErr w:type="spellStart"/>
+      <w:r>
+        <w:rPr>
+          <w:b/>
+          <w:bCs/>
+        </w:rPr>
+        <w:t>loadeddata</w:t>
+      </w:r>
+      <w:proofErr w:type="spellEnd"/>
+      <w:r>
+        <w:t xml:space="preserve">: Fired when enough data is available to start playback </w:t>
+      </w:r>
+    </w:p>
+    <w:p>
+      <w:pPr>
+        <w:numPr>
+          <w:ilvl w:val="0"/>
+          <w:numId w:val="2"/>
+        </w:numPr>
+      </w:pPr>
+      <w:r>
+        <w:rPr>
+          <w:b/>
+          <w:bCs/>
+        </w:rPr>
+        <w:t>play</w:t>
+      </w:r>
+      <w:r>
+        <w:t xml:space="preserve">: Occurs when playback is initiated </w:t>
+      </w:r>
+    </w:p>
+    <w:p>
+      <w:pPr>
+        <w:numPr>
+          <w:ilvl w:val="0"/>
+          <w:numId w:val="2"/>
+        </w:numPr>
+      </w:pPr>
+      <w:r>
+        <w:rPr>
+          <w:b/>
+          <w:bCs/>
+        </w:rPr>
+        <w:t>pause</w:t>
+      </w:r>
+      <w:r>
+        <w:t xml:space="preserve">: Occurs when playback is stopped </w:t>
+      </w:r>
+    </w:p>
+    <w:p>
+      <w:pPr>
+        <w:numPr>
+          <w:ilvl w:val="0"/>
+          <w:numId w:val="2"/>
+        </w:numPr>
+      </w:pPr>
+      <w:r>
+        <w:rPr>
+          <w:b/>
+          <w:bCs/>
+        </w:rPr>
+        <w:t>waiting</w:t>
+      </w:r>
+      <w:r>
+        <w:t xml:space="preserve">: Triggered when buffering is required </w:t>
+      </w:r>
+    </w:p>
+    <w:p>
+      <w:pPr>
+        <w:numPr>
+          <w:ilvl w:val="0"/>
+          <w:numId w:val="2"/>
+        </w:numPr>
+      </w:pPr>
+      <w:r>
+        <w:rPr>
+          <w:b/>
+          <w:bCs/>
+        </w:rPr>
+        <w:t>ended</w:t>
+      </w:r>
+      <w:r>
+        <w:t xml:space="preserve">: Fired when the audio reaches the end </w:t>
+      </w:r>
+    </w:p>
+    <w:p>
+      <w:pPr>
+        <w:numPr>
+          <w:ilvl w:val="0"/>
+          <w:numId w:val="2"/>
+        </w:numPr>
+      </w:pPr>
+      <w:r>
+        <w:rPr>
+          <w:b/>
+          <w:bCs/>
+        </w:rPr>
+        <w:t>error</w:t>
+      </w:r>
+      <w:r>
+        <w:t xml:space="preserve">: Occurs if the audio fails to load </w:t>
+      </w:r>
+    </w:p>
+    <w:p>
+      <w:r>
+        <w:t>These events were used to update the user interface dynamically, ensuring the user is aware of the current playback state.</w:t>
+      </w:r>
+    </w:p>
+    <w:p>
+      <w:pPr>
+        <w:pStyle w:val="Heading2"/>
+      </w:pPr>
+      <w:r>
+        <w:t>4. Temporal Media Explanation (link to Week 1)</w:t>
+      </w:r>
+    </w:p>
+    <w:p>
+      <w:r>
+        <w:t>Audio is an example of temporal media because it depends on time for its meaning. Unlike static content, audio must be played continuously to be understood. This required implementing timing-based features such as progress tracking, buffering handling, and real-time updates using JavaScript events.</w:t>
+      </w:r>
+    </w:p>
+    <w:p>
+      <w:pPr>
+        <w:pStyle w:val="Heading1"/>
+      </w:pPr>
+      <w:r>
+        <w:t>Video Player (Task B2)</w:t>
+      </w:r>
+    </w:p>
+    <w:p/>
     <w:p/>
     <w:sectPr>
       <w:pgSz w:w="12240" w:h="15840"/>
@@ -59,6 +792,315 @@
     </w:sectPr>
   </w:body>
 </w:document>
+</file>
+
+<file path=word/numbering.xml><?xml version="1.0" encoding="utf-8"?>
+<w:numbering xmlns:wpc="http://schemas.microsoft.com/office/word/2010/wordprocessingCanvas" xmlns:cx="http://schemas.microsoft.com/office/drawing/2014/chartex" xmlns:cx1="http://schemas.microsoft.com/office/drawing/2015/9/8/chartex" xmlns:cx2="http://schemas.microsoft.com/office/drawing/2015/10/21/chartex" xmlns:cx3="http://schemas.microsoft.com/office/drawing/2016/5/9/chartex" xmlns:cx4="http://schemas.microsoft.com/office/drawing/2016/5/10/chartex" xmlns:cx5="http://schemas.microsoft.com/office/drawing/2016/5/11/chartex" xmlns:cx6="http://schemas.microsoft.com/office/drawing/2016/5/12/chartex" xmlns:cx7="http://schemas.microsoft.com/office/drawing/2016/5/13/chartex" xmlns:cx8="http://schemas.microsoft.com/office/drawing/2016/5/14/chartex" xmlns:mc="http://schemas.openxmlformats.org/markup-compatibility/2006" xmlns:aink="http://schemas.microsoft.com/office/drawing/2016/ink" xmlns:am3d="http://schemas.microsoft.com/office/drawing/2017/model3d" xmlns:o="urn:schemas-microsoft-com:office:office" xmlns:oel="http://schemas.microsoft.com/office/2019/extlst" xmlns:r="http://schemas.openxmlformats.org/officeDocument/2006/relationships" xmlns:m="http://schemas.openxmlformats.org/officeDocument/2006/math" xmlns:v="urn:schemas-microsoft-com:vml" xmlns:wp14="http://schemas.microsoft.com/office/word/2010/wordprocessingDrawing" xmlns:wp="http://schemas.openxmlformats.org/drawingml/2006/wordprocessingDrawing" xmlns:w10="urn:schemas-microsoft-com:office:word" xmlns:w="http://schemas.openxmlformats.org/wordprocessingml/2006/main" xmlns:w14="http://schemas.microsoft.com/office/word/2010/wordml" xmlns:w15="http://schemas.microsoft.com/office/word/2012/wordml" xmlns:w16cex="http://schemas.microsoft.com/office/word/2018/wordml/cex" xmlns:w16cid="http://schemas.microsoft.com/office/word/2016/wordml/cid" xmlns:w16="http://schemas.microsoft.com/office/word/2018/wordml" xmlns:w16du="http://schemas.microsoft.com/office/word/2023/wordml/word16du" xmlns:w16sdtdh="http://schemas.microsoft.com/office/word/2020/wordml/sdtdatahash" xmlns:w16sdtfl="http://schemas.microsoft.com/office/word/2024/wordml/sdtformatlock" xmlns:w16se="http://schemas.microsoft.com/office/word/2015/wordml/symex" xmlns:wpg="http://schemas.microsoft.com/office/word/2010/wordprocessingGroup" xmlns:wpi="http://schemas.microsoft.com/office/word/2010/wordprocessingInk" xmlns:wne="http://schemas.microsoft.com/office/word/2006/wordml" xmlns:wps="http://schemas.microsoft.com/office/word/2010/wordprocessingShape" mc:Ignorable="w14 w15 w16se w16cid w16 w16cex w16sdtdh w16sdtfl w16du wp14">
+  <w:abstractNum w:abstractNumId="0" w15:restartNumberingAfterBreak="0">
+    <w:nsid w:val="034B7827"/>
+    <w:multiLevelType w:val="multilevel"/>
+    <w:tmpl w:val="984298EE"/>
+    <w:lvl w:ilvl="0">
+      <w:start w:val="1"/>
+      <w:numFmt w:val="bullet"/>
+      <w:lvlText w:val=""/>
+      <w:lvlJc w:val="left"/>
+      <w:pPr>
+        <w:tabs>
+          <w:tab w:val="num" w:pos="720"/>
+        </w:tabs>
+        <w:ind w:left="720" w:hanging="360"/>
+      </w:pPr>
+      <w:rPr>
+        <w:rFonts w:ascii="Symbol" w:hAnsi="Symbol" w:hint="default"/>
+        <w:sz w:val="20"/>
+      </w:rPr>
+    </w:lvl>
+    <w:lvl w:ilvl="1" w:tentative="1">
+      <w:start w:val="1"/>
+      <w:numFmt w:val="bullet"/>
+      <w:lvlText w:val="o"/>
+      <w:lvlJc w:val="left"/>
+      <w:pPr>
+        <w:tabs>
+          <w:tab w:val="num" w:pos="1440"/>
+        </w:tabs>
+        <w:ind w:left="1440" w:hanging="360"/>
+      </w:pPr>
+      <w:rPr>
+        <w:rFonts w:ascii="Courier New" w:hAnsi="Courier New" w:hint="default"/>
+        <w:sz w:val="20"/>
+      </w:rPr>
+    </w:lvl>
+    <w:lvl w:ilvl="2" w:tentative="1">
+      <w:start w:val="1"/>
+      <w:numFmt w:val="bullet"/>
+      <w:lvlText w:val=""/>
+      <w:lvlJc w:val="left"/>
+      <w:pPr>
+        <w:tabs>
+          <w:tab w:val="num" w:pos="2160"/>
+        </w:tabs>
+        <w:ind w:left="2160" w:hanging="360"/>
+      </w:pPr>
+      <w:rPr>
+        <w:rFonts w:ascii="Wingdings" w:hAnsi="Wingdings" w:hint="default"/>
+        <w:sz w:val="20"/>
+      </w:rPr>
+    </w:lvl>
+    <w:lvl w:ilvl="3" w:tentative="1">
+      <w:start w:val="1"/>
+      <w:numFmt w:val="bullet"/>
+      <w:lvlText w:val=""/>
+      <w:lvlJc w:val="left"/>
+      <w:pPr>
+        <w:tabs>
+          <w:tab w:val="num" w:pos="2880"/>
+        </w:tabs>
+        <w:ind w:left="2880" w:hanging="360"/>
+      </w:pPr>
+      <w:rPr>
+        <w:rFonts w:ascii="Wingdings" w:hAnsi="Wingdings" w:hint="default"/>
+        <w:sz w:val="20"/>
+      </w:rPr>
+    </w:lvl>
+    <w:lvl w:ilvl="4" w:tentative="1">
+      <w:start w:val="1"/>
+      <w:numFmt w:val="bullet"/>
+      <w:lvlText w:val=""/>
+      <w:lvlJc w:val="left"/>
+      <w:pPr>
+        <w:tabs>
+          <w:tab w:val="num" w:pos="3600"/>
+        </w:tabs>
+        <w:ind w:left="3600" w:hanging="360"/>
+      </w:pPr>
+      <w:rPr>
+        <w:rFonts w:ascii="Wingdings" w:hAnsi="Wingdings" w:hint="default"/>
+        <w:sz w:val="20"/>
+      </w:rPr>
+    </w:lvl>
+    <w:lvl w:ilvl="5" w:tentative="1">
+      <w:start w:val="1"/>
+      <w:numFmt w:val="bullet"/>
+      <w:lvlText w:val=""/>
+      <w:lvlJc w:val="left"/>
+      <w:pPr>
+        <w:tabs>
+          <w:tab w:val="num" w:pos="4320"/>
+        </w:tabs>
+        <w:ind w:left="4320" w:hanging="360"/>
+      </w:pPr>
+      <w:rPr>
+        <w:rFonts w:ascii="Wingdings" w:hAnsi="Wingdings" w:hint="default"/>
+        <w:sz w:val="20"/>
+      </w:rPr>
+    </w:lvl>
+    <w:lvl w:ilvl="6" w:tentative="1">
+      <w:start w:val="1"/>
+      <w:numFmt w:val="bullet"/>
+      <w:lvlText w:val=""/>
+      <w:lvlJc w:val="left"/>
+      <w:pPr>
+        <w:tabs>
+          <w:tab w:val="num" w:pos="5040"/>
+        </w:tabs>
+        <w:ind w:left="5040" w:hanging="360"/>
+      </w:pPr>
+      <w:rPr>
+        <w:rFonts w:ascii="Wingdings" w:hAnsi="Wingdings" w:hint="default"/>
+        <w:sz w:val="20"/>
+      </w:rPr>
+    </w:lvl>
+    <w:lvl w:ilvl="7" w:tentative="1">
+      <w:start w:val="1"/>
+      <w:numFmt w:val="bullet"/>
+      <w:lvlText w:val=""/>
+      <w:lvlJc w:val="left"/>
+      <w:pPr>
+        <w:tabs>
+          <w:tab w:val="num" w:pos="5760"/>
+        </w:tabs>
+        <w:ind w:left="5760" w:hanging="360"/>
+      </w:pPr>
+      <w:rPr>
+        <w:rFonts w:ascii="Wingdings" w:hAnsi="Wingdings" w:hint="default"/>
+        <w:sz w:val="20"/>
+      </w:rPr>
+    </w:lvl>
+    <w:lvl w:ilvl="8" w:tentative="1">
+      <w:start w:val="1"/>
+      <w:numFmt w:val="bullet"/>
+      <w:lvlText w:val=""/>
+      <w:lvlJc w:val="left"/>
+      <w:pPr>
+        <w:tabs>
+          <w:tab w:val="num" w:pos="6480"/>
+        </w:tabs>
+        <w:ind w:left="6480" w:hanging="360"/>
+      </w:pPr>
+      <w:rPr>
+        <w:rFonts w:ascii="Wingdings" w:hAnsi="Wingdings" w:hint="default"/>
+        <w:sz w:val="20"/>
+      </w:rPr>
+    </w:lvl>
+  </w:abstractNum>
+  <w:abstractNum w:abstractNumId="1" w15:restartNumberingAfterBreak="0">
+    <w:nsid w:val="11301B1E"/>
+    <w:multiLevelType w:val="multilevel"/>
+    <w:tmpl w:val="02D03BCA"/>
+    <w:lvl w:ilvl="0">
+      <w:start w:val="1"/>
+      <w:numFmt w:val="bullet"/>
+      <w:lvlText w:val=""/>
+      <w:lvlJc w:val="left"/>
+      <w:pPr>
+        <w:tabs>
+          <w:tab w:val="num" w:pos="720"/>
+        </w:tabs>
+        <w:ind w:left="720" w:hanging="360"/>
+      </w:pPr>
+      <w:rPr>
+        <w:rFonts w:ascii="Symbol" w:hAnsi="Symbol" w:hint="default"/>
+        <w:sz w:val="20"/>
+      </w:rPr>
+    </w:lvl>
+    <w:lvl w:ilvl="1" w:tentative="1">
+      <w:start w:val="1"/>
+      <w:numFmt w:val="bullet"/>
+      <w:lvlText w:val="o"/>
+      <w:lvlJc w:val="left"/>
+      <w:pPr>
+        <w:tabs>
+          <w:tab w:val="num" w:pos="1440"/>
+        </w:tabs>
+        <w:ind w:left="1440" w:hanging="360"/>
+      </w:pPr>
+      <w:rPr>
+        <w:rFonts w:ascii="Courier New" w:hAnsi="Courier New" w:hint="default"/>
+        <w:sz w:val="20"/>
+      </w:rPr>
+    </w:lvl>
+    <w:lvl w:ilvl="2" w:tentative="1">
+      <w:start w:val="1"/>
+      <w:numFmt w:val="bullet"/>
+      <w:lvlText w:val=""/>
+      <w:lvlJc w:val="left"/>
+      <w:pPr>
+        <w:tabs>
+          <w:tab w:val="num" w:pos="2160"/>
+        </w:tabs>
+        <w:ind w:left="2160" w:hanging="360"/>
+      </w:pPr>
+      <w:rPr>
+        <w:rFonts w:ascii="Wingdings" w:hAnsi="Wingdings" w:hint="default"/>
+        <w:sz w:val="20"/>
+      </w:rPr>
+    </w:lvl>
+    <w:lvl w:ilvl="3" w:tentative="1">
+      <w:start w:val="1"/>
+      <w:numFmt w:val="bullet"/>
+      <w:lvlText w:val=""/>
+      <w:lvlJc w:val="left"/>
+      <w:pPr>
+        <w:tabs>
+          <w:tab w:val="num" w:pos="2880"/>
+        </w:tabs>
+        <w:ind w:left="2880" w:hanging="360"/>
+      </w:pPr>
+      <w:rPr>
+        <w:rFonts w:ascii="Wingdings" w:hAnsi="Wingdings" w:hint="default"/>
+        <w:sz w:val="20"/>
+      </w:rPr>
+    </w:lvl>
+    <w:lvl w:ilvl="4" w:tentative="1">
+      <w:start w:val="1"/>
+      <w:numFmt w:val="bullet"/>
+      <w:lvlText w:val=""/>
+      <w:lvlJc w:val="left"/>
+      <w:pPr>
+        <w:tabs>
+          <w:tab w:val="num" w:pos="3600"/>
+        </w:tabs>
+        <w:ind w:left="3600" w:hanging="360"/>
+      </w:pPr>
+      <w:rPr>
+        <w:rFonts w:ascii="Wingdings" w:hAnsi="Wingdings" w:hint="default"/>
+        <w:sz w:val="20"/>
+      </w:rPr>
+    </w:lvl>
+    <w:lvl w:ilvl="5" w:tentative="1">
+      <w:start w:val="1"/>
+      <w:numFmt w:val="bullet"/>
+      <w:lvlText w:val=""/>
+      <w:lvlJc w:val="left"/>
+      <w:pPr>
+        <w:tabs>
+          <w:tab w:val="num" w:pos="4320"/>
+        </w:tabs>
+        <w:ind w:left="4320" w:hanging="360"/>
+      </w:pPr>
+      <w:rPr>
+        <w:rFonts w:ascii="Wingdings" w:hAnsi="Wingdings" w:hint="default"/>
+        <w:sz w:val="20"/>
+      </w:rPr>
+    </w:lvl>
+    <w:lvl w:ilvl="6" w:tentative="1">
+      <w:start w:val="1"/>
+      <w:numFmt w:val="bullet"/>
+      <w:lvlText w:val=""/>
+      <w:lvlJc w:val="left"/>
+      <w:pPr>
+        <w:tabs>
+          <w:tab w:val="num" w:pos="5040"/>
+        </w:tabs>
+        <w:ind w:left="5040" w:hanging="360"/>
+      </w:pPr>
+      <w:rPr>
+        <w:rFonts w:ascii="Wingdings" w:hAnsi="Wingdings" w:hint="default"/>
+        <w:sz w:val="20"/>
+      </w:rPr>
+    </w:lvl>
+    <w:lvl w:ilvl="7" w:tentative="1">
+      <w:start w:val="1"/>
+      <w:numFmt w:val="bullet"/>
+      <w:lvlText w:val=""/>
+      <w:lvlJc w:val="left"/>
+      <w:pPr>
+        <w:tabs>
+          <w:tab w:val="num" w:pos="5760"/>
+        </w:tabs>
+        <w:ind w:left="5760" w:hanging="360"/>
+      </w:pPr>
+      <w:rPr>
+        <w:rFonts w:ascii="Wingdings" w:hAnsi="Wingdings" w:hint="default"/>
+        <w:sz w:val="20"/>
+      </w:rPr>
+    </w:lvl>
+    <w:lvl w:ilvl="8" w:tentative="1">
+      <w:start w:val="1"/>
+      <w:numFmt w:val="bullet"/>
+      <w:lvlText w:val=""/>
+      <w:lvlJc w:val="left"/>
+      <w:pPr>
+        <w:tabs>
+          <w:tab w:val="num" w:pos="6480"/>
+        </w:tabs>
+        <w:ind w:left="6480" w:hanging="360"/>
+      </w:pPr>
+      <w:rPr>
+        <w:rFonts w:ascii="Wingdings" w:hAnsi="Wingdings" w:hint="default"/>
+        <w:sz w:val="20"/>
+      </w:rPr>
+    </w:lvl>
+  </w:abstractNum>
+  <w:num w:numId="1" w16cid:durableId="500698075">
+    <w:abstractNumId w:val="1"/>
+  </w:num>
+  <w:num w:numId="2" w16cid:durableId="645355154">
+    <w:abstractNumId w:val="0"/>
+  </w:num>
+</w:numbering>
 </file>
 
 <file path=word/styles.xml><?xml version="1.0" encoding="utf-8"?>
@@ -489,7 +1531,6 @@
     <w:next w:val="Normal"/>
     <w:link w:val="Heading2Char"/>
     <w:uiPriority w:val="9"/>
-    <w:semiHidden/>
     <w:unhideWhenUsed/>
     <w:qFormat/>
     <w:rsid w:val="001A0CA9"/>
@@ -664,7 +1705,6 @@
   <w:style w:type="character" w:default="1" w:styleId="DefaultParagraphFont">
     <w:name w:val="Default Paragraph Font"/>
     <w:uiPriority w:val="1"/>
-    <w:semiHidden/>
     <w:unhideWhenUsed/>
   </w:style>
   <w:style w:type="table" w:default="1" w:styleId="TableNormal">
@@ -706,7 +1746,6 @@
     <w:basedOn w:val="DefaultParagraphFont"/>
     <w:link w:val="Heading2"/>
     <w:uiPriority w:val="9"/>
-    <w:semiHidden/>
     <w:rsid w:val="001A0CA9"/>
     <w:rPr>
       <w:rFonts w:asciiTheme="majorHAnsi" w:eastAsiaTheme="majorEastAsia" w:hAnsiTheme="majorHAnsi" w:cstheme="majorBidi"/>

--- a/media.docx
+++ b/media.docx
@@ -190,23 +190,7 @@
                 <w:b/>
                 <w:bCs/>
               </w:rPr>
-              <w:t>Load Time (</w:t>
-            </w:r>
-            <w:proofErr w:type="spellStart"/>
-            <w:r>
-              <w:rPr>
-                <w:b/>
-                <w:bCs/>
-              </w:rPr>
-              <w:t>ms</w:t>
-            </w:r>
-            <w:proofErr w:type="spellEnd"/>
-            <w:r>
-              <w:rPr>
-                <w:b/>
-                <w:bCs/>
-              </w:rPr>
-              <w:t>)</w:t>
+              <w:t>Load Time (ms)</w:t>
             </w:r>
           </w:p>
         </w:tc>
@@ -247,11 +231,9 @@
             <w:tcW w:w="1021" w:type="dxa"/>
           </w:tcPr>
           <w:p>
-            <w:proofErr w:type="spellStart"/>
             <w:r>
               <w:t>avif</w:t>
             </w:r>
-            <w:proofErr w:type="spellEnd"/>
           </w:p>
         </w:tc>
         <w:tc>
@@ -319,14 +301,7 @@
             <w:r>
               <w:lastRenderedPageBreak/>
               <w:br/>
-            </w:r>
-            <w:proofErr w:type="gramStart"/>
-            <w:r>
-              <w:t>https://fonts.googleapis.com/css2?family=Open+Sans:ital,wght@0,300..800;1,300..</w:t>
-            </w:r>
-            <w:proofErr w:type="gramEnd"/>
-            <w:r>
-              <w:t>800&amp;display=swap</w:t>
+              <w:t>https://fonts.googleapis.com/css2?family=Open+Sans:ital,wght@0,300..800;1,300..800&amp;display=swap</w:t>
             </w:r>
           </w:p>
         </w:tc>
@@ -343,15 +318,7 @@
           <w:p>
             <w:r>
               <w:br/>
-              <w:t>text/</w:t>
-            </w:r>
-            <w:proofErr w:type="spellStart"/>
-            <w:r>
-              <w:t>css</w:t>
-            </w:r>
-            <w:proofErr w:type="spellEnd"/>
-            <w:r>
-              <w:t>; charset=utf-8</w:t>
+              <w:t>text/css; charset=utf-8</w:t>
             </w:r>
           </w:p>
         </w:tc>
@@ -473,15 +440,7 @@
     <w:p/>
     <w:p>
       <w:r>
-        <w:t>When a user requests a webpage, the browser first downloads the HTML file since it contains the structure and references to all other resources such as images, stylesheets, and scripts. Without the HTML, the browser would not know what additional assets are required or where to load them. Once the HTML is parsed, the browser then identifies embedded elements like &lt;</w:t>
-      </w:r>
-      <w:proofErr w:type="spellStart"/>
-      <w:r>
-        <w:t>img</w:t>
-      </w:r>
-      <w:proofErr w:type="spellEnd"/>
-      <w:r>
-        <w:t>&gt; tags and sends separate requests to fetch those resources. This is why images are loaded after the HTML document.</w:t>
+        <w:t>When a user requests a webpage, the browser first downloads the HTML file since it contains the structure and references to all other resources such as images, stylesheets, and scripts. Without the HTML, the browser would not know what additional assets are required or where to load them. Once the HTML is parsed, the browser then identifies embedded elements like &lt;img&gt; tags and sends separate requests to fetch those resources. This is why images are loaded after the HTML document.</w:t>
       </w:r>
     </w:p>
     <w:p>
@@ -548,15 +507,7 @@
         </w:numPr>
       </w:pPr>
       <w:r>
-        <w:t xml:space="preserve">Real-time progress bar using </w:t>
-      </w:r>
-      <w:proofErr w:type="spellStart"/>
-      <w:r>
-        <w:t>timeupdate</w:t>
-      </w:r>
-      <w:proofErr w:type="spellEnd"/>
-      <w:r>
-        <w:t xml:space="preserve"> </w:t>
+        <w:t xml:space="preserve">Real-time progress bar using timeupdate </w:t>
       </w:r>
     </w:p>
     <w:p>
@@ -567,17 +518,7 @@
         </w:numPr>
       </w:pPr>
       <w:r>
-        <w:t xml:space="preserve">Seek functionality using </w:t>
-      </w:r>
-      <w:proofErr w:type="spellStart"/>
-      <w:proofErr w:type="gramStart"/>
-      <w:r>
-        <w:t>audio.currentTime</w:t>
-      </w:r>
-      <w:proofErr w:type="spellEnd"/>
-      <w:proofErr w:type="gramEnd"/>
-      <w:r>
-        <w:t xml:space="preserve"> </w:t>
+        <w:t xml:space="preserve">Seek functionality using audio.currentTime </w:t>
       </w:r>
     </w:p>
     <w:p>
@@ -633,7 +574,6 @@
           <w:numId w:val="2"/>
         </w:numPr>
       </w:pPr>
-      <w:proofErr w:type="spellStart"/>
       <w:r>
         <w:rPr>
           <w:b/>
@@ -641,7 +581,6 @@
         </w:rPr>
         <w:t>loadstart</w:t>
       </w:r>
-      <w:proofErr w:type="spellEnd"/>
       <w:r>
         <w:t xml:space="preserve">: Triggered when the audio begins loading </w:t>
       </w:r>
@@ -653,7 +592,6 @@
           <w:numId w:val="2"/>
         </w:numPr>
       </w:pPr>
-      <w:proofErr w:type="spellStart"/>
       <w:r>
         <w:rPr>
           <w:b/>
@@ -661,7 +599,6 @@
         </w:rPr>
         <w:t>loadeddata</w:t>
       </w:r>
-      <w:proofErr w:type="spellEnd"/>
       <w:r>
         <w:t xml:space="preserve">: Fired when enough data is available to start playback </w:t>
       </w:r>
@@ -782,6 +719,572 @@
         <w:t>Video Player (Task B2)</w:t>
       </w:r>
     </w:p>
+    <w:p>
+      <w:pPr>
+        <w:pStyle w:val="Heading2"/>
+      </w:pPr>
+      <w:r>
+        <w:t>1. Overview of Implementation</w:t>
+      </w:r>
+    </w:p>
+    <w:p>
+      <w:r>
+        <w:t>The custom video player was built using the HTML5 &lt;video&gt; element without default browser controls. Custom controls were implemented using JavaScript, allowing precise control over playback behavior, user interaction, and interface design.</w:t>
+      </w:r>
+    </w:p>
+    <w:p>
+      <w:pPr>
+        <w:pStyle w:val="Heading2"/>
+      </w:pPr>
+      <w:r>
+        <w:lastRenderedPageBreak/>
+        <w:t>2. Features Implemented</w:t>
+      </w:r>
+    </w:p>
+    <w:p>
+      <w:pPr>
+        <w:numPr>
+          <w:ilvl w:val="0"/>
+          <w:numId w:val="3"/>
+        </w:numPr>
+      </w:pPr>
+      <w:r>
+        <w:t xml:space="preserve">Play/Pause toggle </w:t>
+      </w:r>
+    </w:p>
+    <w:p>
+      <w:pPr>
+        <w:numPr>
+          <w:ilvl w:val="0"/>
+          <w:numId w:val="3"/>
+        </w:numPr>
+      </w:pPr>
+      <w:r>
+        <w:t xml:space="preserve">Seek bar with real-time updates </w:t>
+      </w:r>
+    </w:p>
+    <w:p>
+      <w:pPr>
+        <w:numPr>
+          <w:ilvl w:val="0"/>
+          <w:numId w:val="3"/>
+        </w:numPr>
+      </w:pPr>
+      <w:r>
+        <w:t xml:space="preserve">Time display (M:SS format) </w:t>
+      </w:r>
+    </w:p>
+    <w:p>
+      <w:pPr>
+        <w:numPr>
+          <w:ilvl w:val="0"/>
+          <w:numId w:val="3"/>
+        </w:numPr>
+      </w:pPr>
+      <w:r>
+        <w:t xml:space="preserve">Playback speed control (0.75x to 2x) </w:t>
+      </w:r>
+    </w:p>
+    <w:p>
+      <w:pPr>
+        <w:numPr>
+          <w:ilvl w:val="0"/>
+          <w:numId w:val="3"/>
+        </w:numPr>
+      </w:pPr>
+      <w:r>
+        <w:t xml:space="preserve">Fullscreen functionality </w:t>
+      </w:r>
+    </w:p>
+    <w:p>
+      <w:pPr>
+        <w:numPr>
+          <w:ilvl w:val="0"/>
+          <w:numId w:val="3"/>
+        </w:numPr>
+      </w:pPr>
+      <w:r>
+        <w:t xml:space="preserve">Poster image before playback </w:t>
+      </w:r>
+    </w:p>
+    <w:p>
+      <w:pPr>
+        <w:numPr>
+          <w:ilvl w:val="0"/>
+          <w:numId w:val="3"/>
+        </w:numPr>
+      </w:pPr>
+      <w:r>
+        <w:t xml:space="preserve">Status display for playback events </w:t>
+      </w:r>
+    </w:p>
+    <w:p>
+      <w:pPr>
+        <w:numPr>
+          <w:ilvl w:val="0"/>
+          <w:numId w:val="3"/>
+        </w:numPr>
+      </w:pPr>
+      <w:r>
+        <w:t xml:space="preserve">Transcript panel for accessibility </w:t>
+      </w:r>
+    </w:p>
+    <w:p>
+      <w:pPr>
+        <w:pStyle w:val="Heading2"/>
+      </w:pPr>
+      <w:r>
+        <w:t>3. Play vs Playing</w:t>
+      </w:r>
+    </w:p>
+    <w:p>
+      <w:r>
+        <w:t xml:space="preserve">The </w:t>
+      </w:r>
+      <w:r>
+        <w:rPr>
+          <w:b/>
+          <w:bCs/>
+        </w:rPr>
+        <w:t>play event</w:t>
+      </w:r>
+      <w:r>
+        <w:t xml:space="preserve"> is triggered when playback is requested by the user, such as clicking the play button. However, the video may not start immediately due to buffering.</w:t>
+      </w:r>
+    </w:p>
+    <w:p>
+      <w:r>
+        <w:t xml:space="preserve">The </w:t>
+      </w:r>
+      <w:r>
+        <w:rPr>
+          <w:b/>
+          <w:bCs/>
+        </w:rPr>
+        <w:t>playing event</w:t>
+      </w:r>
+      <w:r>
+        <w:t xml:space="preserve"> occurs when the video has buffered enough data and actual playback begins.</w:t>
+      </w:r>
+    </w:p>
+    <w:p>
+      <w:r>
+        <w:t>This distinction highlights how temporal media requires continuous data flow and buffering management to ensure smooth playback.</w:t>
+      </w:r>
+    </w:p>
+    <w:p>
+      <w:pPr>
+        <w:pStyle w:val="Heading2"/>
+      </w:pPr>
+      <w:r>
+        <w:t>4. Video Event Handling</w:t>
+      </w:r>
+    </w:p>
+    <w:p>
+      <w:r>
+        <w:t>The video player responds to multiple events:</w:t>
+      </w:r>
+    </w:p>
+    <w:p>
+      <w:pPr>
+        <w:numPr>
+          <w:ilvl w:val="0"/>
+          <w:numId w:val="4"/>
+        </w:numPr>
+      </w:pPr>
+      <w:r>
+        <w:rPr>
+          <w:b/>
+          <w:bCs/>
+        </w:rPr>
+        <w:t>play</w:t>
+      </w:r>
+      <w:r>
+        <w:t xml:space="preserve">: User initiates playback </w:t>
+      </w:r>
+    </w:p>
+    <w:p>
+      <w:pPr>
+        <w:numPr>
+          <w:ilvl w:val="0"/>
+          <w:numId w:val="4"/>
+        </w:numPr>
+      </w:pPr>
+      <w:r>
+        <w:rPr>
+          <w:b/>
+          <w:bCs/>
+        </w:rPr>
+        <w:t>playing</w:t>
+      </w:r>
+      <w:r>
+        <w:t xml:space="preserve">: Video starts rendering frames </w:t>
+      </w:r>
+    </w:p>
+    <w:p>
+      <w:pPr>
+        <w:numPr>
+          <w:ilvl w:val="0"/>
+          <w:numId w:val="4"/>
+        </w:numPr>
+      </w:pPr>
+      <w:r>
+        <w:rPr>
+          <w:b/>
+          <w:bCs/>
+        </w:rPr>
+        <w:t>pause</w:t>
+      </w:r>
+      <w:r>
+        <w:t xml:space="preserve">: Playback is paused </w:t>
+      </w:r>
+    </w:p>
+    <w:p>
+      <w:pPr>
+        <w:numPr>
+          <w:ilvl w:val="0"/>
+          <w:numId w:val="4"/>
+        </w:numPr>
+      </w:pPr>
+      <w:r>
+        <w:rPr>
+          <w:b/>
+          <w:bCs/>
+        </w:rPr>
+        <w:t>waiting</w:t>
+      </w:r>
+      <w:r>
+        <w:t xml:space="preserve">: Buffering occurs </w:t>
+      </w:r>
+    </w:p>
+    <w:p>
+      <w:pPr>
+        <w:numPr>
+          <w:ilvl w:val="0"/>
+          <w:numId w:val="4"/>
+        </w:numPr>
+      </w:pPr>
+      <w:r>
+        <w:rPr>
+          <w:b/>
+          <w:bCs/>
+        </w:rPr>
+        <w:t>ended</w:t>
+      </w:r>
+      <w:r>
+        <w:t xml:space="preserve">: Video playback completes </w:t>
+      </w:r>
+    </w:p>
+    <w:p>
+      <w:pPr>
+        <w:numPr>
+          <w:ilvl w:val="0"/>
+          <w:numId w:val="4"/>
+        </w:numPr>
+      </w:pPr>
+      <w:r>
+        <w:rPr>
+          <w:b/>
+          <w:bCs/>
+        </w:rPr>
+        <w:t>error</w:t>
+      </w:r>
+      <w:r>
+        <w:t xml:space="preserve">: Video fails to load </w:t>
+      </w:r>
+    </w:p>
+    <w:p>
+      <w:r>
+        <w:t>These events were used to update a status display, providing real-time feedback to the user.</w:t>
+      </w:r>
+    </w:p>
+    <w:p>
+      <w:pPr>
+        <w:pStyle w:val="Heading2"/>
+      </w:pPr>
+      <w:r>
+        <w:t>5. Temporal Media Explanation</w:t>
+      </w:r>
+    </w:p>
+    <w:p>
+      <w:r>
+        <w:t xml:space="preserve">Video is a form of temporal media because it combines moving images and audio over time. Unlike non-temporal media such as images, video requires continuous playback and </w:t>
+      </w:r>
+      <w:r>
+        <w:lastRenderedPageBreak/>
+        <w:t>synchronization between frames and sound. This makes it more complex to manage, requiring buffering, timing, and event-driven updates.</w:t>
+      </w:r>
+    </w:p>
+    <w:p>
+      <w:pPr>
+        <w:pStyle w:val="Heading2"/>
+      </w:pPr>
+      <w:r>
+        <w:t>6. Accessibility</w:t>
+      </w:r>
+    </w:p>
+    <w:p>
+      <w:r>
+        <w:t>A transcript panel was included below the video to improve accessibility. This allows users who may have hearing impairments or limited audio access to understand the content. Providing alternative text-based content is a key principle in modern multimedia system design.</w:t>
+      </w:r>
+    </w:p>
+    <w:p>
+      <w:pPr>
+        <w:pStyle w:val="Heading2"/>
+      </w:pPr>
+      <w:r>
+        <w:t>Web Audio API Tone Generator Explanation</w:t>
+      </w:r>
+    </w:p>
+    <w:p>
+      <w:r>
+        <w:t>A tone generator was implemented using the Web Audio API within the audio player page. The system creates an AudioContext lazily upon the first user interaction to comply with modern browser autoplay policies.</w:t>
+      </w:r>
+    </w:p>
+    <w:p>
+      <w:r>
+        <w:t>An OscillatorNode is used as the sound source, generating different waveforms including sine, square, sawtooth, and triangle. These waveforms produce different tonal characteristics, allowing variation in sound output.</w:t>
+      </w:r>
+    </w:p>
+    <w:p>
+      <w:r>
+        <w:t>The signal is routed through a GainNode, which controls the amplitude of the sound before it is sent to the audio output (AudioContext.destination).</w:t>
+      </w:r>
+    </w:p>
+    <w:p>
+      <w:r>
+        <w:t>To prevent clicking artefacts caused by abrupt changes in amplitude, a smooth gain envelope is applied using linearRampToValueAtTime. The envelope includes a short attack of 10 milliseconds and a release of approximately 600 milliseconds.</w:t>
+      </w:r>
+    </w:p>
+    <w:p>
+      <w:r>
+        <w:t>The interface provides multiple frequency buttons labeled with musical notes such as C4 (261.63 Hz) and A4 (440 Hz), allowing users to generate tones interactively.</w:t>
+      </w:r>
+    </w:p>
+    <w:p>
+      <w:pPr>
+        <w:pStyle w:val="Heading1"/>
+      </w:pPr>
+      <w:r>
+        <w:t>Task C1: CSS Animation Gallery</w:t>
+      </w:r>
+    </w:p>
+    <w:p>
+      <w:pPr>
+        <w:pStyle w:val="Heading2"/>
+      </w:pPr>
+      <w:r>
+        <w:t>Implementation Overview</w:t>
+      </w:r>
+    </w:p>
+    <w:p>
+      <w:r>
+        <w:t>The animations page was developed as a “Creative Lab” section to demonstrate CSS animations and SVG interactivity. The implementation combines keyframe animations, transitions, and SVG-based motion to illustrate modern front-end animation techniques.</w:t>
+      </w:r>
+    </w:p>
+    <w:p>
+      <w:pPr>
+        <w:pStyle w:val="Heading2"/>
+      </w:pPr>
+      <w:r>
+        <w:t>Loading Spinner</w:t>
+      </w:r>
+    </w:p>
+    <w:p>
+      <w:r>
+        <w:t>A circular loading spinner was implemented using a &lt;div&gt; element styled with border-radius: 50%. The animation uses the border-top color technique, where one segment of the border is colored differently to create a rotating illusion. The animation is defined using @keyframes and runs continuously using the infinite keyword.</w:t>
+      </w:r>
+    </w:p>
+    <w:p>
+      <w:pPr>
+        <w:pStyle w:val="Heading2"/>
+      </w:pPr>
+      <w:r>
+        <w:lastRenderedPageBreak/>
+        <w:t>Card Hover Transition</w:t>
+      </w:r>
+    </w:p>
+    <w:p>
+      <w:r>
+        <w:t>A card component was created to demonstrate CSS transitions. On hover, the card smoothly scales using transform: scale() and changes background color. These transitions are controlled using the transition property, ensuring smooth animation between states.</w:t>
+      </w:r>
+    </w:p>
+    <w:p>
+      <w:pPr>
+        <w:pStyle w:val="Heading2"/>
+      </w:pPr>
+      <w:r>
+        <w:t>SVG Draw Animation</w:t>
+      </w:r>
+    </w:p>
+    <w:p>
+      <w:r>
+        <w:t>An SVG path animation was implemented using a Bezier curve defined with the C command. The animation uses stroke-dasharray and stroke-dashoffset to simulate a “draw-on” effect. On page load, the stroke offset is gradually reduced to zero using CSS keyframe animation, creating the appearance of the path being drawn in real time.</w:t>
+      </w:r>
+    </w:p>
+    <w:p>
+      <w:pPr>
+        <w:pStyle w:val="Heading2"/>
+      </w:pPr>
+      <w:r>
+        <w:t>Second SVG Animation</w:t>
+      </w:r>
+    </w:p>
+    <w:p>
+      <w:r>
+        <w:t>A second SVG illustration containing multiple elements (circles and rectangles) was created. At least one element was animated using CSS to modify properties such as opacity, creating a pulsing effect. This demonstrates how SVG elements can be animated individually using CSS.</w:t>
+      </w:r>
+    </w:p>
+    <w:p>
+      <w:pPr>
+        <w:pStyle w:val="Heading1"/>
+      </w:pPr>
+      <w:r>
+        <w:t>Task C2: Live Camera Filter</w:t>
+      </w:r>
+    </w:p>
+    <w:p>
+      <w:pPr>
+        <w:pStyle w:val="Heading2"/>
+      </w:pPr>
+      <w:r>
+        <w:t>Camera Initialization</w:t>
+      </w:r>
+    </w:p>
+    <w:p>
+      <w:r>
+        <w:t>The camera feature was implemented using the MediaDevices API. A “Start Camera” button calls navigator.mediaDevices.getUserMedia() to request access to the user’s webcam. The video stream is displayed in a &lt;video&gt; element configured with autoplay, playsinline, and muted attributes.</w:t>
+      </w:r>
+    </w:p>
+    <w:p>
+      <w:pPr>
+        <w:pStyle w:val="Heading2"/>
+      </w:pPr>
+      <w:r>
+        <w:t>Error Handling</w:t>
+      </w:r>
+    </w:p>
+    <w:p>
+      <w:r>
+        <w:t>The application handles multiple error types:</w:t>
+      </w:r>
+    </w:p>
+    <w:p>
+      <w:pPr>
+        <w:numPr>
+          <w:ilvl w:val="0"/>
+          <w:numId w:val="5"/>
+        </w:numPr>
+      </w:pPr>
+      <w:r>
+        <w:rPr>
+          <w:b/>
+          <w:bCs/>
+        </w:rPr>
+        <w:t>NotAllowedError</w:t>
+      </w:r>
+      <w:r>
+        <w:t xml:space="preserve">: User denies camera permission </w:t>
+      </w:r>
+    </w:p>
+    <w:p>
+      <w:pPr>
+        <w:numPr>
+          <w:ilvl w:val="0"/>
+          <w:numId w:val="5"/>
+        </w:numPr>
+      </w:pPr>
+      <w:r>
+        <w:rPr>
+          <w:b/>
+          <w:bCs/>
+        </w:rPr>
+        <w:t>NotFoundError</w:t>
+      </w:r>
+      <w:r>
+        <w:t xml:space="preserve">: No camera device available </w:t>
+      </w:r>
+    </w:p>
+    <w:p>
+      <w:pPr>
+        <w:numPr>
+          <w:ilvl w:val="0"/>
+          <w:numId w:val="5"/>
+        </w:numPr>
+      </w:pPr>
+      <w:r>
+        <w:rPr>
+          <w:b/>
+          <w:bCs/>
+        </w:rPr>
+        <w:t>NotReadableError</w:t>
+      </w:r>
+      <w:r>
+        <w:t xml:space="preserve">: Camera is already in use </w:t>
+      </w:r>
+    </w:p>
+    <w:p>
+      <w:r>
+        <w:t>Each error displays a specific message to improve user feedback and usability.</w:t>
+      </w:r>
+    </w:p>
+    <w:p>
+      <w:pPr>
+        <w:pStyle w:val="Heading2"/>
+      </w:pPr>
+      <w:r>
+        <w:lastRenderedPageBreak/>
+        <w:t>Frame Capture</w:t>
+      </w:r>
+    </w:p>
+    <w:p>
+      <w:r>
+        <w:t>A “Capture Frame” button captures the current video frame by resizing the canvas to match the video resolution (video.videoWidth and video.videoHeight) and drawing the frame using ctx.drawImage().</w:t>
+      </w:r>
+    </w:p>
+    <w:p>
+      <w:pPr>
+        <w:pStyle w:val="Heading2"/>
+      </w:pPr>
+      <w:r>
+        <w:t>Greyscale Filter</w:t>
+      </w:r>
+    </w:p>
+    <w:p>
+      <w:r>
+        <w:t>A greyscale filter was implemented using pixel manipulation via getImageData() and putImageData(). The luminance formula:</w:t>
+      </w:r>
+    </w:p>
+    <w:p>
+      <w:r>
+        <w:rPr>
+          <w:b/>
+          <w:bCs/>
+        </w:rPr>
+        <w:t>0.299R + 0.587G + 0.114B</w:t>
+      </w:r>
+    </w:p>
+    <w:p>
+      <w:r>
+        <w:t>was applied to each pixel to convert the image to greyscale. This formula reflects human visual perception.</w:t>
+      </w:r>
+    </w:p>
+    <w:p>
+      <w:pPr>
+        <w:pStyle w:val="Heading2"/>
+      </w:pPr>
+      <w:r>
+        <w:t>Download Functionality</w:t>
+      </w:r>
+    </w:p>
+    <w:p>
+      <w:r>
+        <w:t>The processed image is converted into a PNG using canvas.toDataURL('image/png'). A download is triggered dynamically using an anchor element, allowing users to save the image locally without requiring a server.</w:t>
+      </w:r>
+    </w:p>
+    <w:p/>
+    <w:p/>
+    <w:p/>
     <w:p/>
     <w:p/>
     <w:sectPr>
@@ -946,6 +1449,155 @@
     </w:lvl>
   </w:abstractNum>
   <w:abstractNum w:abstractNumId="1" w15:restartNumberingAfterBreak="0">
+    <w:nsid w:val="0DA408E9"/>
+    <w:multiLevelType w:val="multilevel"/>
+    <w:tmpl w:val="0BD8AA06"/>
+    <w:lvl w:ilvl="0">
+      <w:start w:val="1"/>
+      <w:numFmt w:val="bullet"/>
+      <w:lvlText w:val=""/>
+      <w:lvlJc w:val="left"/>
+      <w:pPr>
+        <w:tabs>
+          <w:tab w:val="num" w:pos="720"/>
+        </w:tabs>
+        <w:ind w:left="720" w:hanging="360"/>
+      </w:pPr>
+      <w:rPr>
+        <w:rFonts w:ascii="Symbol" w:hAnsi="Symbol" w:hint="default"/>
+        <w:sz w:val="20"/>
+      </w:rPr>
+    </w:lvl>
+    <w:lvl w:ilvl="1" w:tentative="1">
+      <w:start w:val="1"/>
+      <w:numFmt w:val="bullet"/>
+      <w:lvlText w:val="o"/>
+      <w:lvlJc w:val="left"/>
+      <w:pPr>
+        <w:tabs>
+          <w:tab w:val="num" w:pos="1440"/>
+        </w:tabs>
+        <w:ind w:left="1440" w:hanging="360"/>
+      </w:pPr>
+      <w:rPr>
+        <w:rFonts w:ascii="Courier New" w:hAnsi="Courier New" w:hint="default"/>
+        <w:sz w:val="20"/>
+      </w:rPr>
+    </w:lvl>
+    <w:lvl w:ilvl="2" w:tentative="1">
+      <w:start w:val="1"/>
+      <w:numFmt w:val="bullet"/>
+      <w:lvlText w:val=""/>
+      <w:lvlJc w:val="left"/>
+      <w:pPr>
+        <w:tabs>
+          <w:tab w:val="num" w:pos="2160"/>
+        </w:tabs>
+        <w:ind w:left="2160" w:hanging="360"/>
+      </w:pPr>
+      <w:rPr>
+        <w:rFonts w:ascii="Wingdings" w:hAnsi="Wingdings" w:hint="default"/>
+        <w:sz w:val="20"/>
+      </w:rPr>
+    </w:lvl>
+    <w:lvl w:ilvl="3" w:tentative="1">
+      <w:start w:val="1"/>
+      <w:numFmt w:val="bullet"/>
+      <w:lvlText w:val=""/>
+      <w:lvlJc w:val="left"/>
+      <w:pPr>
+        <w:tabs>
+          <w:tab w:val="num" w:pos="2880"/>
+        </w:tabs>
+        <w:ind w:left="2880" w:hanging="360"/>
+      </w:pPr>
+      <w:rPr>
+        <w:rFonts w:ascii="Wingdings" w:hAnsi="Wingdings" w:hint="default"/>
+        <w:sz w:val="20"/>
+      </w:rPr>
+    </w:lvl>
+    <w:lvl w:ilvl="4" w:tentative="1">
+      <w:start w:val="1"/>
+      <w:numFmt w:val="bullet"/>
+      <w:lvlText w:val=""/>
+      <w:lvlJc w:val="left"/>
+      <w:pPr>
+        <w:tabs>
+          <w:tab w:val="num" w:pos="3600"/>
+        </w:tabs>
+        <w:ind w:left="3600" w:hanging="360"/>
+      </w:pPr>
+      <w:rPr>
+        <w:rFonts w:ascii="Wingdings" w:hAnsi="Wingdings" w:hint="default"/>
+        <w:sz w:val="20"/>
+      </w:rPr>
+    </w:lvl>
+    <w:lvl w:ilvl="5" w:tentative="1">
+      <w:start w:val="1"/>
+      <w:numFmt w:val="bullet"/>
+      <w:lvlText w:val=""/>
+      <w:lvlJc w:val="left"/>
+      <w:pPr>
+        <w:tabs>
+          <w:tab w:val="num" w:pos="4320"/>
+        </w:tabs>
+        <w:ind w:left="4320" w:hanging="360"/>
+      </w:pPr>
+      <w:rPr>
+        <w:rFonts w:ascii="Wingdings" w:hAnsi="Wingdings" w:hint="default"/>
+        <w:sz w:val="20"/>
+      </w:rPr>
+    </w:lvl>
+    <w:lvl w:ilvl="6" w:tentative="1">
+      <w:start w:val="1"/>
+      <w:numFmt w:val="bullet"/>
+      <w:lvlText w:val=""/>
+      <w:lvlJc w:val="left"/>
+      <w:pPr>
+        <w:tabs>
+          <w:tab w:val="num" w:pos="5040"/>
+        </w:tabs>
+        <w:ind w:left="5040" w:hanging="360"/>
+      </w:pPr>
+      <w:rPr>
+        <w:rFonts w:ascii="Wingdings" w:hAnsi="Wingdings" w:hint="default"/>
+        <w:sz w:val="20"/>
+      </w:rPr>
+    </w:lvl>
+    <w:lvl w:ilvl="7" w:tentative="1">
+      <w:start w:val="1"/>
+      <w:numFmt w:val="bullet"/>
+      <w:lvlText w:val=""/>
+      <w:lvlJc w:val="left"/>
+      <w:pPr>
+        <w:tabs>
+          <w:tab w:val="num" w:pos="5760"/>
+        </w:tabs>
+        <w:ind w:left="5760" w:hanging="360"/>
+      </w:pPr>
+      <w:rPr>
+        <w:rFonts w:ascii="Wingdings" w:hAnsi="Wingdings" w:hint="default"/>
+        <w:sz w:val="20"/>
+      </w:rPr>
+    </w:lvl>
+    <w:lvl w:ilvl="8" w:tentative="1">
+      <w:start w:val="1"/>
+      <w:numFmt w:val="bullet"/>
+      <w:lvlText w:val=""/>
+      <w:lvlJc w:val="left"/>
+      <w:pPr>
+        <w:tabs>
+          <w:tab w:val="num" w:pos="6480"/>
+        </w:tabs>
+        <w:ind w:left="6480" w:hanging="360"/>
+      </w:pPr>
+      <w:rPr>
+        <w:rFonts w:ascii="Wingdings" w:hAnsi="Wingdings" w:hint="default"/>
+        <w:sz w:val="20"/>
+      </w:rPr>
+    </w:lvl>
+  </w:abstractNum>
+  <w:abstractNum w:abstractNumId="2" w15:restartNumberingAfterBreak="0">
     <w:nsid w:val="11301B1E"/>
     <w:multiLevelType w:val="multilevel"/>
     <w:tmpl w:val="02D03BCA"/>
@@ -1094,11 +1746,318 @@
       </w:rPr>
     </w:lvl>
   </w:abstractNum>
+  <w:abstractNum w:abstractNumId="3" w15:restartNumberingAfterBreak="0">
+    <w:nsid w:val="1A503241"/>
+    <w:multiLevelType w:val="multilevel"/>
+    <w:tmpl w:val="2FEA7CC8"/>
+    <w:lvl w:ilvl="0">
+      <w:start w:val="1"/>
+      <w:numFmt w:val="bullet"/>
+      <w:lvlText w:val=""/>
+      <w:lvlJc w:val="left"/>
+      <w:pPr>
+        <w:tabs>
+          <w:tab w:val="num" w:pos="720"/>
+        </w:tabs>
+        <w:ind w:left="720" w:hanging="360"/>
+      </w:pPr>
+      <w:rPr>
+        <w:rFonts w:ascii="Symbol" w:hAnsi="Symbol" w:hint="default"/>
+        <w:sz w:val="20"/>
+      </w:rPr>
+    </w:lvl>
+    <w:lvl w:ilvl="1" w:tentative="1">
+      <w:start w:val="1"/>
+      <w:numFmt w:val="bullet"/>
+      <w:lvlText w:val="o"/>
+      <w:lvlJc w:val="left"/>
+      <w:pPr>
+        <w:tabs>
+          <w:tab w:val="num" w:pos="1440"/>
+        </w:tabs>
+        <w:ind w:left="1440" w:hanging="360"/>
+      </w:pPr>
+      <w:rPr>
+        <w:rFonts w:ascii="Courier New" w:hAnsi="Courier New" w:hint="default"/>
+        <w:sz w:val="20"/>
+      </w:rPr>
+    </w:lvl>
+    <w:lvl w:ilvl="2" w:tentative="1">
+      <w:start w:val="1"/>
+      <w:numFmt w:val="bullet"/>
+      <w:lvlText w:val=""/>
+      <w:lvlJc w:val="left"/>
+      <w:pPr>
+        <w:tabs>
+          <w:tab w:val="num" w:pos="2160"/>
+        </w:tabs>
+        <w:ind w:left="2160" w:hanging="360"/>
+      </w:pPr>
+      <w:rPr>
+        <w:rFonts w:ascii="Wingdings" w:hAnsi="Wingdings" w:hint="default"/>
+        <w:sz w:val="20"/>
+      </w:rPr>
+    </w:lvl>
+    <w:lvl w:ilvl="3" w:tentative="1">
+      <w:start w:val="1"/>
+      <w:numFmt w:val="bullet"/>
+      <w:lvlText w:val=""/>
+      <w:lvlJc w:val="left"/>
+      <w:pPr>
+        <w:tabs>
+          <w:tab w:val="num" w:pos="2880"/>
+        </w:tabs>
+        <w:ind w:left="2880" w:hanging="360"/>
+      </w:pPr>
+      <w:rPr>
+        <w:rFonts w:ascii="Wingdings" w:hAnsi="Wingdings" w:hint="default"/>
+        <w:sz w:val="20"/>
+      </w:rPr>
+    </w:lvl>
+    <w:lvl w:ilvl="4" w:tentative="1">
+      <w:start w:val="1"/>
+      <w:numFmt w:val="bullet"/>
+      <w:lvlText w:val=""/>
+      <w:lvlJc w:val="left"/>
+      <w:pPr>
+        <w:tabs>
+          <w:tab w:val="num" w:pos="3600"/>
+        </w:tabs>
+        <w:ind w:left="3600" w:hanging="360"/>
+      </w:pPr>
+      <w:rPr>
+        <w:rFonts w:ascii="Wingdings" w:hAnsi="Wingdings" w:hint="default"/>
+        <w:sz w:val="20"/>
+      </w:rPr>
+    </w:lvl>
+    <w:lvl w:ilvl="5" w:tentative="1">
+      <w:start w:val="1"/>
+      <w:numFmt w:val="bullet"/>
+      <w:lvlText w:val=""/>
+      <w:lvlJc w:val="left"/>
+      <w:pPr>
+        <w:tabs>
+          <w:tab w:val="num" w:pos="4320"/>
+        </w:tabs>
+        <w:ind w:left="4320" w:hanging="360"/>
+      </w:pPr>
+      <w:rPr>
+        <w:rFonts w:ascii="Wingdings" w:hAnsi="Wingdings" w:hint="default"/>
+        <w:sz w:val="20"/>
+      </w:rPr>
+    </w:lvl>
+    <w:lvl w:ilvl="6" w:tentative="1">
+      <w:start w:val="1"/>
+      <w:numFmt w:val="bullet"/>
+      <w:lvlText w:val=""/>
+      <w:lvlJc w:val="left"/>
+      <w:pPr>
+        <w:tabs>
+          <w:tab w:val="num" w:pos="5040"/>
+        </w:tabs>
+        <w:ind w:left="5040" w:hanging="360"/>
+      </w:pPr>
+      <w:rPr>
+        <w:rFonts w:ascii="Wingdings" w:hAnsi="Wingdings" w:hint="default"/>
+        <w:sz w:val="20"/>
+      </w:rPr>
+    </w:lvl>
+    <w:lvl w:ilvl="7" w:tentative="1">
+      <w:start w:val="1"/>
+      <w:numFmt w:val="bullet"/>
+      <w:lvlText w:val=""/>
+      <w:lvlJc w:val="left"/>
+      <w:pPr>
+        <w:tabs>
+          <w:tab w:val="num" w:pos="5760"/>
+        </w:tabs>
+        <w:ind w:left="5760" w:hanging="360"/>
+      </w:pPr>
+      <w:rPr>
+        <w:rFonts w:ascii="Wingdings" w:hAnsi="Wingdings" w:hint="default"/>
+        <w:sz w:val="20"/>
+      </w:rPr>
+    </w:lvl>
+    <w:lvl w:ilvl="8" w:tentative="1">
+      <w:start w:val="1"/>
+      <w:numFmt w:val="bullet"/>
+      <w:lvlText w:val=""/>
+      <w:lvlJc w:val="left"/>
+      <w:pPr>
+        <w:tabs>
+          <w:tab w:val="num" w:pos="6480"/>
+        </w:tabs>
+        <w:ind w:left="6480" w:hanging="360"/>
+      </w:pPr>
+      <w:rPr>
+        <w:rFonts w:ascii="Wingdings" w:hAnsi="Wingdings" w:hint="default"/>
+        <w:sz w:val="20"/>
+      </w:rPr>
+    </w:lvl>
+  </w:abstractNum>
+  <w:abstractNum w:abstractNumId="4" w15:restartNumberingAfterBreak="0">
+    <w:nsid w:val="6DE66AB0"/>
+    <w:multiLevelType w:val="multilevel"/>
+    <w:tmpl w:val="7E0298F6"/>
+    <w:lvl w:ilvl="0">
+      <w:start w:val="1"/>
+      <w:numFmt w:val="bullet"/>
+      <w:lvlText w:val=""/>
+      <w:lvlJc w:val="left"/>
+      <w:pPr>
+        <w:tabs>
+          <w:tab w:val="num" w:pos="720"/>
+        </w:tabs>
+        <w:ind w:left="720" w:hanging="360"/>
+      </w:pPr>
+      <w:rPr>
+        <w:rFonts w:ascii="Symbol" w:hAnsi="Symbol" w:hint="default"/>
+        <w:sz w:val="20"/>
+      </w:rPr>
+    </w:lvl>
+    <w:lvl w:ilvl="1" w:tentative="1">
+      <w:start w:val="1"/>
+      <w:numFmt w:val="bullet"/>
+      <w:lvlText w:val="o"/>
+      <w:lvlJc w:val="left"/>
+      <w:pPr>
+        <w:tabs>
+          <w:tab w:val="num" w:pos="1440"/>
+        </w:tabs>
+        <w:ind w:left="1440" w:hanging="360"/>
+      </w:pPr>
+      <w:rPr>
+        <w:rFonts w:ascii="Courier New" w:hAnsi="Courier New" w:hint="default"/>
+        <w:sz w:val="20"/>
+      </w:rPr>
+    </w:lvl>
+    <w:lvl w:ilvl="2" w:tentative="1">
+      <w:start w:val="1"/>
+      <w:numFmt w:val="bullet"/>
+      <w:lvlText w:val=""/>
+      <w:lvlJc w:val="left"/>
+      <w:pPr>
+        <w:tabs>
+          <w:tab w:val="num" w:pos="2160"/>
+        </w:tabs>
+        <w:ind w:left="2160" w:hanging="360"/>
+      </w:pPr>
+      <w:rPr>
+        <w:rFonts w:ascii="Wingdings" w:hAnsi="Wingdings" w:hint="default"/>
+        <w:sz w:val="20"/>
+      </w:rPr>
+    </w:lvl>
+    <w:lvl w:ilvl="3" w:tentative="1">
+      <w:start w:val="1"/>
+      <w:numFmt w:val="bullet"/>
+      <w:lvlText w:val=""/>
+      <w:lvlJc w:val="left"/>
+      <w:pPr>
+        <w:tabs>
+          <w:tab w:val="num" w:pos="2880"/>
+        </w:tabs>
+        <w:ind w:left="2880" w:hanging="360"/>
+      </w:pPr>
+      <w:rPr>
+        <w:rFonts w:ascii="Wingdings" w:hAnsi="Wingdings" w:hint="default"/>
+        <w:sz w:val="20"/>
+      </w:rPr>
+    </w:lvl>
+    <w:lvl w:ilvl="4" w:tentative="1">
+      <w:start w:val="1"/>
+      <w:numFmt w:val="bullet"/>
+      <w:lvlText w:val=""/>
+      <w:lvlJc w:val="left"/>
+      <w:pPr>
+        <w:tabs>
+          <w:tab w:val="num" w:pos="3600"/>
+        </w:tabs>
+        <w:ind w:left="3600" w:hanging="360"/>
+      </w:pPr>
+      <w:rPr>
+        <w:rFonts w:ascii="Wingdings" w:hAnsi="Wingdings" w:hint="default"/>
+        <w:sz w:val="20"/>
+      </w:rPr>
+    </w:lvl>
+    <w:lvl w:ilvl="5" w:tentative="1">
+      <w:start w:val="1"/>
+      <w:numFmt w:val="bullet"/>
+      <w:lvlText w:val=""/>
+      <w:lvlJc w:val="left"/>
+      <w:pPr>
+        <w:tabs>
+          <w:tab w:val="num" w:pos="4320"/>
+        </w:tabs>
+        <w:ind w:left="4320" w:hanging="360"/>
+      </w:pPr>
+      <w:rPr>
+        <w:rFonts w:ascii="Wingdings" w:hAnsi="Wingdings" w:hint="default"/>
+        <w:sz w:val="20"/>
+      </w:rPr>
+    </w:lvl>
+    <w:lvl w:ilvl="6" w:tentative="1">
+      <w:start w:val="1"/>
+      <w:numFmt w:val="bullet"/>
+      <w:lvlText w:val=""/>
+      <w:lvlJc w:val="left"/>
+      <w:pPr>
+        <w:tabs>
+          <w:tab w:val="num" w:pos="5040"/>
+        </w:tabs>
+        <w:ind w:left="5040" w:hanging="360"/>
+      </w:pPr>
+      <w:rPr>
+        <w:rFonts w:ascii="Wingdings" w:hAnsi="Wingdings" w:hint="default"/>
+        <w:sz w:val="20"/>
+      </w:rPr>
+    </w:lvl>
+    <w:lvl w:ilvl="7" w:tentative="1">
+      <w:start w:val="1"/>
+      <w:numFmt w:val="bullet"/>
+      <w:lvlText w:val=""/>
+      <w:lvlJc w:val="left"/>
+      <w:pPr>
+        <w:tabs>
+          <w:tab w:val="num" w:pos="5760"/>
+        </w:tabs>
+        <w:ind w:left="5760" w:hanging="360"/>
+      </w:pPr>
+      <w:rPr>
+        <w:rFonts w:ascii="Wingdings" w:hAnsi="Wingdings" w:hint="default"/>
+        <w:sz w:val="20"/>
+      </w:rPr>
+    </w:lvl>
+    <w:lvl w:ilvl="8" w:tentative="1">
+      <w:start w:val="1"/>
+      <w:numFmt w:val="bullet"/>
+      <w:lvlText w:val=""/>
+      <w:lvlJc w:val="left"/>
+      <w:pPr>
+        <w:tabs>
+          <w:tab w:val="num" w:pos="6480"/>
+        </w:tabs>
+        <w:ind w:left="6480" w:hanging="360"/>
+      </w:pPr>
+      <w:rPr>
+        <w:rFonts w:ascii="Wingdings" w:hAnsi="Wingdings" w:hint="default"/>
+        <w:sz w:val="20"/>
+      </w:rPr>
+    </w:lvl>
+  </w:abstractNum>
   <w:num w:numId="1" w16cid:durableId="500698075">
-    <w:abstractNumId w:val="1"/>
+    <w:abstractNumId w:val="2"/>
   </w:num>
   <w:num w:numId="2" w16cid:durableId="645355154">
     <w:abstractNumId w:val="0"/>
+  </w:num>
+  <w:num w:numId="3" w16cid:durableId="932014794">
+    <w:abstractNumId w:val="3"/>
+  </w:num>
+  <w:num w:numId="4" w16cid:durableId="592204453">
+    <w:abstractNumId w:val="1"/>
+  </w:num>
+  <w:num w:numId="5" w16cid:durableId="1591501941">
+    <w:abstractNumId w:val="4"/>
   </w:num>
 </w:numbering>
 </file>
